--- a/templates/Шаблон_РОСМОЛ_услуги_ИП_реклама_v2_с_циклом.docx
+++ b/templates/Шаблон_РОСМОЛ_услуги_ИП_реклама_v2_с_циклом.docx
@@ -63,7 +63,7 @@
           <w:sz w:val="20"/>
           <w:szCs w:val="20"/>
         </w:rPr>
-        <w:t xml:space="preserve">ФЕДЕРАЛЬНОЕ ГОСУДАРСТВЕННОЕ БЮДЖЕТНОЕ ОБРАЗОВАТЕЛЬНОЕ УЧРЕЖДЕНИЕ ВЫСШЕГО ОБРАЗОВАНИЯ «САНКТ-ПЕТЕРБУРГСКИЙ ГОСУДАРСТВЕННЫЙ УНИВЕРСИТЕТ ПРОМЫШЛЕННЫХ ТЕХНОЛОГИЙ И ДИЗАЙНА», именуемое в дальнейшем «Заказчик», в лице проректора по информационной политике и приему Коробовцевой Анны Андреевны, действующего на основании доверенности от 16.01.2025 г. № 38-01-01-12/01-37, с одной стороны, и {contractor_full_name}, именуемый в дальнейшем «Исполнитель», {contractor_acting_basis}, совместно именуемые «Стороны», </w:t>
+        <w:t xml:space="preserve">{customer_full_name}, именуемое в дальнейшем «Заказчик», {customer_signatory_clause}, с одной стороны, и {contractor_full_name}, именуемый в дальнейшем «Исполнитель», {contractor_acting_basis}, совместно именуемые «Стороны», </w:t>
       </w:r>
       <w:r>
         <w:rPr>
@@ -151,6 +151,11 @@
       </w:r>
     </w:p>
     <w:p>
+      <w:r>
+        <w:t>{#appendices}</w:t>
+      </w:r>
+    </w:p>
+    <w:p>
       <w:pPr>
         <w:ind w:firstLine="567"/>
         <w:rPr>
@@ -165,7 +170,12 @@
           <w:sz w:val="20"/>
           <w:szCs w:val="20"/>
         </w:rPr>
-        <w:t xml:space="preserve">{#appendices}1.2.{appendix_number} Проектное решение «{project_solution_name}». Техническое задание – Приложение № {appendix_number} к настоящему договору.{/appendices}</w:t>
+        <w:t xml:space="preserve">1.2.{appendix_number} Проектное решение «{project_solution_name}». Техническое задание – Приложение № {appendix_number} к настоящему договору.</w:t>
+      </w:r>
+    </w:p>
+    <w:p>
+      <w:r>
+        <w:t>{/appendices}</w:t>
       </w:r>
     </w:p>
     <w:p>
@@ -1520,6 +1530,11 @@
       </w:r>
     </w:p>
     <w:p>
+      <w:r>
+        <w:t>{#appendices}</w:t>
+      </w:r>
+    </w:p>
+    <w:p>
       <w:pPr>
         <w:ind w:firstLine="567"/>
         <w:rPr>
@@ -1534,7 +1549,12 @@
           <w:sz w:val="20"/>
           <w:szCs w:val="20"/>
         </w:rPr>
-        <w:t xml:space="preserve">{#appendices}11.9.{appendix_number}. Приложение №{appendix_number} – Техническое задание на оказание {subject_description_short} для реализации проектного решения «{project_solution_name}».{/appendices}</w:t>
+        <w:t xml:space="preserve">11.9.{appendix_number}. Приложение №{appendix_number} – Техническое задание на оказание {subject_description_short} для реализации проектного решения «{project_solution_name}».</w:t>
+      </w:r>
+    </w:p>
+    <w:p>
+      <w:r>
+        <w:t>{/appendices}</w:t>
       </w:r>
     </w:p>
     <w:p>
@@ -1760,7 +1780,7 @@
                 <w:sz w:val="21"/>
                 <w:szCs w:val="21"/>
               </w:rPr>
-              <w:t>ФЕДЕРАЛЬНОЕ ГОСУДАРСТВЕННОЕ БЮДЖЕТНОЕ ОБРАЗОВАТЕЛЬНОЕ УЧРЕЖДЕНИЕ ВЫСШЕГО ОБРАЗОВАНИЯ "САНКТ-ПЕТЕРБУРГСКИЙ ГОСУДАРСТВЕННЫЙ УНИВЕРСИТЕТ ПРОМЫШЛЕННЫХ ТЕХНОЛОГИЙ И ДИЗАЙНА"</w:t>
+              <w:t>{customer_req_full_name}</w:t>
             </w:r>
           </w:p>
         </w:tc>
@@ -1900,7 +1920,7 @@
                 <w:sz w:val="21"/>
                 <w:szCs w:val="21"/>
               </w:rPr>
-              <w:t>Адрес местонахождения: 191186, ГОРОД САНКТ-ПЕТЕРБУРГ, УЛИЦА БОЛЬШАЯ МОРСКАЯ, ДОМ 18, ЛИТЕР А</w:t>
+              <w:t>Адрес местонахождения: {customer_address}</w:t>
             </w:r>
           </w:p>
           <w:p>
@@ -1916,7 +1936,7 @@
                 <w:sz w:val="21"/>
                 <w:szCs w:val="21"/>
               </w:rPr>
-              <w:t>ИНН/ КПП 7808042283/784001001</w:t>
+              <w:t>ИНН/ КПП {customer_inn_kpp}</w:t>
             </w:r>
           </w:p>
           <w:p>
@@ -1948,13 +1968,13 @@
                 <w:sz w:val="21"/>
                 <w:szCs w:val="21"/>
               </w:rPr>
-              <w:t>Управление Федерального казначейства по г. Санкт-Петербургу ОКЦ № 1 ВВГУ Банка России//УФК по Нижегородской области г Нижний Новгород</w:t>
+              <w:t>{customer_bank_authority}</w:t>
               <w:br/>
-              <w:t>Единый казначейский счет: 40102810745370000024</w:t>
+              <w:t>Единый казначейский счет: {customer_eks}</w:t>
               <w:br/>
-              <w:t>Казначейский счет: 03215643000000013200</w:t>
+              <w:t>Казначейский счет: {customer_ks}</w:t>
               <w:br/>
-              <w:t>БИК 012202102</w:t>
+              <w:t>БИК {customer_bik}</w:t>
             </w:r>
           </w:p>
           <w:p>
@@ -1978,7 +1998,7 @@
                 <w:sz w:val="21"/>
                 <w:szCs w:val="21"/>
               </w:rPr>
-              <w:t>Лицевой счет 711X7200001</w:t>
+              <w:t>Лицевой счет {customer_personal_account}</w:t>
             </w:r>
           </w:p>
         </w:tc>
@@ -2093,7 +2113,7 @@
                 <w:sz w:val="21"/>
                 <w:szCs w:val="21"/>
               </w:rPr>
-              <w:t xml:space="preserve">Проректор по ИПП СПбГУПТД</w:t>
+              <w:t xml:space="preserve">{customer_signatory_position_short}</w:t>
             </w:r>
           </w:p>
           <w:p>
@@ -2138,7 +2158,7 @@
                 <w:sz w:val="21"/>
                 <w:szCs w:val="21"/>
               </w:rPr>
-              <w:t xml:space="preserve"> А.А. Коробовцева/</w:t>
+              <w:t xml:space="preserve"> {customer_signatory_initials}/</w:t>
             </w:r>
           </w:p>
         </w:tc>
@@ -2254,7 +2274,7 @@
         </w:rPr>
         <w:t xml:space="preserve">на оказание рекламно-информационных услуг в сети интернет для реализации проектного решения </w:t>
         <w:br/>
-        <w:t>«Практикум развития культурного движения «По зову сердца»</w:t>
+        <w:t>«{appendix1_project_solution_name}»</w:t>
       </w:r>
     </w:p>
     <w:p>
@@ -2875,7 +2895,7 @@
                 <w:sz w:val="21"/>
                 <w:szCs w:val="21"/>
               </w:rPr>
-              <w:t xml:space="preserve">А.А. Коробовцева</w:t>
+              <w:t xml:space="preserve">{customer_signatory_initials}</w:t>
             </w:r>
           </w:p>
           <w:p>
@@ -3108,7 +3128,7 @@
           <w:sz w:val="21"/>
           <w:szCs w:val="21"/>
         </w:rPr>
-        <w:t xml:space="preserve">на оказание рекламно-информационных услуг в сети интернет для реализации проектного решения «Медиапроект «Сюжеты» </w:t>
+        <w:t xml:space="preserve">на оказание рекламно-информационных услуг в сети интернет для реализации проектного решения «{appendix2_project_solution_name}»</w:t>
       </w:r>
     </w:p>
     <w:p>
@@ -3714,7 +3734,7 @@
                 <w:sz w:val="21"/>
                 <w:szCs w:val="21"/>
               </w:rPr>
-              <w:t xml:space="preserve">А.А. Коробовцева</w:t>
+              <w:t xml:space="preserve">{customer_signatory_initials}</w:t>
             </w:r>
           </w:p>
           <w:p>

--- a/templates/Шаблон_РОСМОЛ_услуги_ИП_реклама_v2_с_циклом.docx
+++ b/templates/Шаблон_РОСМОЛ_услуги_ИП_реклама_v2_с_циклом.docx
@@ -170,7 +170,7 @@
           <w:sz w:val="20"/>
           <w:szCs w:val="20"/>
         </w:rPr>
-        <w:t xml:space="preserve">1.2.{appendix_number} Проектное решение «{project_solution_name}». Техническое задание – Приложение № {appendix_number} к настоящему договору.</w:t>
+        <w:t xml:space="preserve">1.2.{appendix_number} Проект «{project_solution_name}». Техническое задание – Приложение № {appendix_number} к настоящему договору.</w:t>
       </w:r>
     </w:p>
     <w:p>
@@ -1549,7 +1549,7 @@
           <w:sz w:val="20"/>
           <w:szCs w:val="20"/>
         </w:rPr>
-        <w:t xml:space="preserve">11.9.{appendix_number}. Приложение №{appendix_number} – Техническое задание на оказание {subject_description_short} для реализации проектного решения «{project_solution_name}».</w:t>
+        <w:t xml:space="preserve">11.9.{appendix_number}. Приложение №{appendix_number} – Техническое задание на оказание {subject_description_short} для реализации проекта «{project_solution_name}».</w:t>
       </w:r>
     </w:p>
     <w:p>
@@ -2272,7 +2272,7 @@
           <w:sz w:val="21"/>
           <w:szCs w:val="21"/>
         </w:rPr>
-        <w:t xml:space="preserve">на оказание рекламно-информационных услуг в сети интернет для реализации проектного решения </w:t>
+        <w:t xml:space="preserve">на оказание рекламно-информационных услуг в сети интернет для реализации проекта </w:t>
         <w:br/>
         <w:t>«{appendix1_project_solution_name}»</w:t>
       </w:r>
@@ -3128,7 +3128,7 @@
           <w:sz w:val="21"/>
           <w:szCs w:val="21"/>
         </w:rPr>
-        <w:t xml:space="preserve">на оказание рекламно-информационных услуг в сети интернет для реализации проектного решения «{appendix2_project_solution_name}»</w:t>
+        <w:t xml:space="preserve">на оказание рекламно-информационных услуг в сети интернет для реализации проекта «{appendix2_project_solution_name}»</w:t>
       </w:r>
     </w:p>
     <w:p>

--- a/templates/Шаблон_РОСМОЛ_услуги_ИП_реклама_v2_с_циклом.docx
+++ b/templates/Шаблон_РОСМОЛ_услуги_ИП_реклама_v2_с_циклом.docx
@@ -476,7 +476,7 @@
           <w:sz w:val="20"/>
           <w:szCs w:val="20"/>
         </w:rPr>
-        <w:t xml:space="preserve">3.1. Цена Договора составляет {total_amount_numeric} ({total_amount_words}) рублей 00 копеек, {vat_clause}. Источник финансирования: средства гранта в форме субсидий юридическим лицам – победителям конкурсного отбора на предоставление из федерального бюджета грантов в форме субсидий юридическому лицу – победителю Всероссийского конкурса молодежных проектов среди образовательных организаций высшего образования в 2025 году.</w:t>
+        <w:t xml:space="preserve">3.1. Цена Договора составляет {total_amount_numeric} ({total_amount_words}) рублей 00 копеек, {vat_clause}. Источник финансирования: {finance_source_text}</w:t>
       </w:r>
     </w:p>
     <w:p>
@@ -907,7 +907,7 @@
           <w:sz w:val="20"/>
           <w:szCs w:val="20"/>
         </w:rPr>
-        <w:t xml:space="preserve">5.4.5. Исполнитель выражает согласие на осуществление ФЕДЕРАЛЬНЫМ АГЕНТСТВОМ ПО ДЕЛАМ МОЛОДЕЖИ и государственными органами финансового контроля проверок соблюдения Заказчиком целей, </w:t>
+        <w:t xml:space="preserve">5.4.5. Исполнитель выражает согласие на осуществление {grantor_name} и государственными органами финансового контроля проверок соблюдения Заказчиком целей, </w:t>
         <w:lastRenderedPageBreak/>
         <w:t>условий и порядка предоставления субсидии, установленных Правилами предоставления субсидии и Соглашением (в соответствии с п. 3 ст. 78.1. БК РФ).</w:t>
       </w:r>
